--- a/Doc/Off-Campus_Excursion_Request.docx
+++ b/Doc/Off-Campus_Excursion_Request.docx
@@ -1304,339 +1304,6 @@
     </w:p>
     <w:p>
       <w:pPr>
-        <w:ind w:firstLine="1134"/>
-        <w:jc w:val="thaiDistribute"/>
-        <w:rPr>
-          <w:rFonts w:ascii="TH SarabunPSK" w:hAnsi="TH SarabunPSK" w:cs="TH SarabunPSK"/>
-        </w:rPr>
-      </w:pPr>
-      <w:r>
-        <w:rPr>
-          <w:rFonts w:ascii="TH SarabunPSK" w:hAnsi="TH SarabunPSK" w:cs="TH SarabunPSK" w:hint="cs"/>
-          <w:cs/>
-        </w:rPr>
-        <w:t>1</w:t>
-      </w:r>
-      <w:r>
-        <w:rPr>
-          <w:rFonts w:ascii="TH SarabunPSK" w:hAnsi="TH SarabunPSK" w:cs="TH SarabunPSK"/>
-          <w:cs/>
-        </w:rPr>
-        <w:t xml:space="preserve">. </w:t>
-      </w:r>
-      <w:r>
-        <w:rPr>
-          <w:rFonts w:ascii="TH SarabunPSK" w:hAnsi="TH SarabunPSK" w:cs="TH SarabunPSK"/>
-          <w:cs/>
-        </w:rPr>
-        <w:t>ค่า</w:t>
-      </w:r>
-      <w:r>
-        <w:rPr>
-          <w:rFonts w:ascii="TH SarabunPSK" w:hAnsi="TH SarabunPSK" w:cs="TH SarabunPSK" w:hint="cs"/>
-          <w:cs/>
-        </w:rPr>
-        <w:t>อาหารว่างและเครื่องดื่ม</w:t>
-      </w:r>
-      <w:r>
-        <w:rPr>
-          <w:rFonts w:ascii="TH SarabunPSK" w:hAnsi="TH SarabunPSK" w:cs="TH SarabunPSK"/>
-          <w:cs/>
-        </w:rPr>
-        <w:tab/>
-      </w:r>
-      <w:r>
-        <w:rPr>
-          <w:rFonts w:ascii="TH SarabunPSK" w:hAnsi="TH SarabunPSK" w:cs="TH SarabunPSK" w:hint="cs"/>
-          <w:cs/>
-        </w:rPr>
-        <w:t xml:space="preserve"> สำหรับอาจารย์และเจ้าหน้าที่</w:t>
-      </w:r>
-      <w:r>
-        <w:rPr>
-          <w:rFonts w:ascii="TH SarabunPSK" w:hAnsi="TH SarabunPSK" w:cs="TH SarabunPSK"/>
-          <w:cs/>
-        </w:rPr>
-        <w:tab/>
-      </w:r>
-      <w:r>
-        <w:rPr>
-          <w:rFonts w:ascii="TH SarabunPSK" w:hAnsi="TH SarabunPSK" w:cs="TH SarabunPSK"/>
-          <w:cs/>
-        </w:rPr>
-        <w:tab/>
-      </w:r>
-      <w:r>
-        <w:rPr>
-          <w:rFonts w:ascii="TH SarabunPSK" w:hAnsi="TH SarabunPSK" w:cs="TH SarabunPSK" w:hint="cs"/>
-          <w:cs/>
-        </w:rPr>
-        <w:t xml:space="preserve"> </w:t>
-      </w:r>
-      <w:r>
-        <w:rPr>
-          <w:rFonts w:ascii="TH SarabunPSK" w:hAnsi="TH SarabunPSK" w:cs="TH SarabunPSK"/>
-          <w:cs/>
-        </w:rPr>
-        <w:tab/>
-      </w:r>
-      <w:r>
-        <w:rPr>
-          <w:rFonts w:ascii="TH SarabunPSK" w:hAnsi="TH SarabunPSK" w:cs="TH SarabunPSK" w:hint="cs"/>
-          <w:cs/>
-        </w:rPr>
-        <w:t xml:space="preserve">    </w:t>
-      </w:r>
-      <w:r>
-        <w:rPr>
-          <w:rFonts w:ascii="TH SarabunPSK" w:hAnsi="TH SarabunPSK" w:cs="TH SarabunPSK" w:hint="cs"/>
-          <w:cs/>
-        </w:rPr>
-        <w:t>44</w:t>
-      </w:r>
-      <w:r>
-        <w:rPr>
-          <w:rFonts w:ascii="TH SarabunPSK" w:hAnsi="TH SarabunPSK" w:cs="TH SarabunPSK" w:hint="cs"/>
-          <w:cs/>
-        </w:rPr>
-        <w:t>0</w:t>
-      </w:r>
-      <w:r>
-        <w:rPr>
-          <w:rFonts w:ascii="TH SarabunPSK" w:hAnsi="TH SarabunPSK" w:cs="TH SarabunPSK"/>
-          <w:cs/>
-        </w:rPr>
-        <w:t xml:space="preserve"> บาท</w:t>
-      </w:r>
-    </w:p>
-    <w:p>
-      <w:pPr>
-        <w:ind w:firstLine="888"/>
-        <w:jc w:val="thaiDistribute"/>
-        <w:rPr>
-          <w:rFonts w:ascii="TH SarabunPSK" w:hAnsi="TH SarabunPSK" w:cs="TH SarabunPSK"/>
-        </w:rPr>
-      </w:pPr>
-      <w:r>
-        <w:rPr>
-          <w:rFonts w:ascii="TH SarabunPSK" w:hAnsi="TH SarabunPSK" w:cs="TH SarabunPSK" w:hint="cs"/>
-          <w:spacing w:val="-6"/>
-          <w:cs/>
-        </w:rPr>
-        <w:t xml:space="preserve">   </w:t>
-      </w:r>
-      <w:r>
-        <w:rPr>
-          <w:rFonts w:ascii="TH SarabunPSK" w:hAnsi="TH SarabunPSK" w:cs="TH SarabunPSK" w:hint="cs"/>
-          <w:spacing w:val="-6"/>
-          <w:cs/>
-        </w:rPr>
-        <w:t xml:space="preserve">    </w:t>
-      </w:r>
-      <w:r>
-        <w:rPr>
-          <w:rFonts w:ascii="TH SarabunPSK" w:hAnsi="TH SarabunPSK" w:cs="TH SarabunPSK" w:hint="cs"/>
-          <w:spacing w:val="-6"/>
-          <w:cs/>
-        </w:rPr>
-        <w:t xml:space="preserve"> </w:t>
-      </w:r>
-      <w:r>
-        <w:rPr>
-          <w:rFonts w:ascii="TH SarabunPSK" w:hAnsi="TH SarabunPSK" w:cs="TH SarabunPSK"/>
-          <w:cs/>
-        </w:rPr>
-        <w:t>(</w:t>
-      </w:r>
-      <w:r>
-        <w:rPr>
-          <w:rFonts w:ascii="TH SarabunPSK" w:hAnsi="TH SarabunPSK" w:cs="TH SarabunPSK" w:hint="cs"/>
-          <w:cs/>
-        </w:rPr>
-        <w:t>1</w:t>
-      </w:r>
-      <w:r>
-        <w:rPr>
-          <w:rFonts w:ascii="TH SarabunPSK" w:hAnsi="TH SarabunPSK" w:cs="TH SarabunPSK" w:hint="cs"/>
-          <w:cs/>
-        </w:rPr>
-        <w:t>1</w:t>
-      </w:r>
-      <w:r>
-        <w:rPr>
-          <w:rFonts w:ascii="TH SarabunPSK" w:hAnsi="TH SarabunPSK" w:cs="TH SarabunPSK" w:hint="cs"/>
-          <w:cs/>
-        </w:rPr>
-        <w:t xml:space="preserve"> </w:t>
-      </w:r>
-      <w:r>
-        <w:rPr>
-          <w:rFonts w:ascii="TH SarabunPSK" w:hAnsi="TH SarabunPSK" w:cs="TH SarabunPSK"/>
-          <w:cs/>
-        </w:rPr>
-        <w:t xml:space="preserve">คน </w:t>
-      </w:r>
-      <w:r>
-        <w:rPr>
-          <w:rFonts w:ascii="TH SarabunPSK" w:hAnsi="TH SarabunPSK" w:cs="TH SarabunPSK"/>
-        </w:rPr>
-        <w:t xml:space="preserve">x </w:t>
-      </w:r>
-      <w:r>
-        <w:rPr>
-          <w:rFonts w:ascii="TH SarabunPSK" w:hAnsi="TH SarabunPSK" w:cs="TH SarabunPSK" w:hint="cs"/>
-          <w:cs/>
-        </w:rPr>
-        <w:t>1</w:t>
-      </w:r>
-      <w:r>
-        <w:rPr>
-          <w:rFonts w:ascii="TH SarabunPSK" w:hAnsi="TH SarabunPSK" w:cs="TH SarabunPSK" w:hint="cs"/>
-          <w:cs/>
-        </w:rPr>
-        <w:t xml:space="preserve"> มื้อ </w:t>
-      </w:r>
-      <w:r>
-        <w:rPr>
-          <w:rFonts w:ascii="TH SarabunPSK" w:hAnsi="TH SarabunPSK" w:cs="TH SarabunPSK"/>
-        </w:rPr>
-        <w:t xml:space="preserve">x 40 </w:t>
-      </w:r>
-      <w:r>
-        <w:rPr>
-          <w:rFonts w:ascii="TH SarabunPSK" w:hAnsi="TH SarabunPSK" w:cs="TH SarabunPSK" w:hint="cs"/>
-          <w:cs/>
-        </w:rPr>
-        <w:t>บาท</w:t>
-      </w:r>
-      <w:r>
-        <w:rPr>
-          <w:rFonts w:ascii="TH SarabunPSK" w:hAnsi="TH SarabunPSK" w:cs="TH SarabunPSK"/>
-          <w:cs/>
-        </w:rPr>
-        <w:t>)</w:t>
-      </w:r>
-    </w:p>
-    <w:p>
-      <w:pPr>
-        <w:ind w:firstLine="1134"/>
-        <w:jc w:val="thaiDistribute"/>
-        <w:rPr>
-          <w:rFonts w:ascii="TH SarabunPSK" w:eastAsia="TH SarabunPSK" w:hAnsi="TH SarabunPSK" w:cs="TH SarabunPSK"/>
-        </w:rPr>
-      </w:pPr>
-      <w:r>
-        <w:rPr>
-          <w:rFonts w:ascii="TH SarabunPSK" w:hAnsi="TH SarabunPSK" w:cs="TH SarabunPSK" w:hint="cs"/>
-          <w:cs/>
-        </w:rPr>
-        <w:t>2</w:t>
-      </w:r>
-      <w:r>
-        <w:rPr>
-          <w:rFonts w:ascii="TH SarabunPSK" w:hAnsi="TH SarabunPSK" w:cs="TH SarabunPSK"/>
-          <w:cs/>
-        </w:rPr>
-        <w:t xml:space="preserve">. </w:t>
-      </w:r>
-      <w:r>
-        <w:rPr>
-          <w:rFonts w:ascii="TH SarabunPSK" w:eastAsia="TH SarabunPSK" w:hAnsi="TH SarabunPSK" w:cs="TH SarabunPSK"/>
-          <w:cs/>
-        </w:rPr>
-        <w:t>ค่าจ้างเหมารถตู้พร้อมคนขับและน้ำมันเชื้อเพลิง</w:t>
-      </w:r>
-      <w:r>
-        <w:rPr>
-          <w:rFonts w:ascii="TH SarabunPSK" w:eastAsia="TH SarabunPSK" w:hAnsi="TH SarabunPSK" w:cs="TH SarabunPSK" w:hint="cs"/>
-          <w:cs/>
-        </w:rPr>
-        <w:t xml:space="preserve"> </w:t>
-      </w:r>
-      <w:r>
-        <w:rPr>
-          <w:rFonts w:ascii="TH SarabunPSK" w:eastAsia="TH SarabunPSK" w:hAnsi="TH SarabunPSK" w:cs="TH SarabunPSK"/>
-          <w:cs/>
-        </w:rPr>
-        <w:tab/>
-      </w:r>
-      <w:r>
-        <w:rPr>
-          <w:rFonts w:ascii="TH SarabunPSK" w:eastAsia="TH SarabunPSK" w:hAnsi="TH SarabunPSK" w:cs="TH SarabunPSK" w:hint="cs"/>
-          <w:cs/>
-        </w:rPr>
-        <w:t xml:space="preserve">     </w:t>
-      </w:r>
-      <w:r>
-        <w:rPr>
-          <w:rFonts w:ascii="TH SarabunPSK" w:eastAsia="TH SarabunPSK" w:hAnsi="TH SarabunPSK" w:cs="TH SarabunPSK"/>
-          <w:cs/>
-        </w:rPr>
-        <w:tab/>
-      </w:r>
-      <w:r>
-        <w:rPr>
-          <w:rFonts w:ascii="TH SarabunPSK" w:eastAsia="TH SarabunPSK" w:hAnsi="TH SarabunPSK" w:cs="TH SarabunPSK" w:hint="cs"/>
-          <w:cs/>
-        </w:rPr>
-        <w:t xml:space="preserve"> </w:t>
-      </w:r>
-      <w:r>
-        <w:rPr>
-          <w:rFonts w:ascii="TH SarabunPSK" w:eastAsia="TH SarabunPSK" w:hAnsi="TH SarabunPSK" w:cs="TH SarabunPSK" w:hint="cs"/>
-          <w:cs/>
-        </w:rPr>
-        <w:t xml:space="preserve">           </w:t>
-      </w:r>
-      <w:r>
-        <w:rPr>
-          <w:rFonts w:ascii="TH SarabunPSK" w:eastAsia="TH SarabunPSK" w:hAnsi="TH SarabunPSK" w:cs="TH SarabunPSK" w:hint="cs"/>
-          <w:cs/>
-        </w:rPr>
-        <w:t xml:space="preserve"> </w:t>
-      </w:r>
-      <w:r>
-        <w:rPr>
-          <w:rFonts w:ascii="TH SarabunPSK" w:eastAsia="TH SarabunPSK" w:hAnsi="TH SarabunPSK" w:cs="TH SarabunPSK"/>
-        </w:rPr>
-        <w:tab/>
-      </w:r>
-      <w:r>
-        <w:rPr>
-          <w:rFonts w:ascii="TH SarabunPSK" w:eastAsia="TH SarabunPSK" w:hAnsi="TH SarabunPSK" w:cs="TH SarabunPSK" w:hint="cs"/>
-          <w:cs/>
-        </w:rPr>
-        <w:t>19</w:t>
-      </w:r>
-      <w:r>
-        <w:rPr>
-          <w:rFonts w:ascii="TH SarabunPSK" w:eastAsia="TH SarabunPSK" w:hAnsi="TH SarabunPSK" w:cs="TH SarabunPSK"/>
-        </w:rPr>
-        <w:t>,</w:t>
-      </w:r>
-      <w:r>
-        <w:rPr>
-          <w:rFonts w:ascii="TH SarabunPSK" w:eastAsia="TH SarabunPSK" w:hAnsi="TH SarabunPSK" w:cs="TH SarabunPSK" w:hint="cs"/>
-          <w:cs/>
-        </w:rPr>
-        <w:t>8</w:t>
-      </w:r>
-      <w:r>
-        <w:rPr>
-          <w:rFonts w:ascii="TH SarabunPSK" w:eastAsia="TH SarabunPSK" w:hAnsi="TH SarabunPSK" w:cs="TH SarabunPSK"/>
-        </w:rPr>
-        <w:t>00</w:t>
-      </w:r>
-      <w:r>
-        <w:rPr>
-          <w:rFonts w:ascii="TH SarabunPSK" w:eastAsia="TH SarabunPSK" w:hAnsi="TH SarabunPSK" w:cs="TH SarabunPSK" w:hint="cs"/>
-          <w:cs/>
-        </w:rPr>
-        <w:t xml:space="preserve"> บาท</w:t>
-      </w:r>
-    </w:p>
-    <w:p>
-      <w:pPr>
         <w:ind w:firstLine="993"/>
         <w:jc w:val="thaiDistribute"/>
         <w:rPr>
@@ -1645,147 +1312,24 @@
       </w:pPr>
       <w:r>
         <w:rPr>
-          <w:rFonts w:ascii="TH SarabunPSK" w:eastAsia="TH SarabunPSK" w:hAnsi="TH SarabunPSK" w:cs="TH SarabunPSK" w:hint="cs"/>
-          <w:cs/>
-        </w:rPr>
-        <w:t xml:space="preserve"> </w:t>
-      </w:r>
-      <w:r>
-        <w:rPr>
-          <w:rFonts w:ascii="TH SarabunPSK" w:eastAsia="TH SarabunPSK" w:hAnsi="TH SarabunPSK" w:cs="TH SarabunPSK" w:hint="cs"/>
-          <w:cs/>
-        </w:rPr>
-        <w:t xml:space="preserve">     </w:t>
-      </w:r>
-      <w:r>
-        <w:rPr>
-          <w:rFonts w:ascii="TH SarabunPSK" w:eastAsia="TH SarabunPSK" w:hAnsi="TH SarabunPSK" w:cs="TH SarabunPSK" w:hint="cs"/>
-          <w:cs/>
-        </w:rPr>
-        <w:t>(</w:t>
-      </w:r>
-      <w:r>
-        <w:rPr>
-          <w:rFonts w:ascii="TH SarabunPSK" w:eastAsia="TH SarabunPSK" w:hAnsi="TH SarabunPSK" w:cs="TH SarabunPSK" w:hint="cs"/>
-          <w:cs/>
-        </w:rPr>
-        <w:t>11</w:t>
-      </w:r>
-      <w:r>
-        <w:rPr>
-          <w:rFonts w:ascii="TH SarabunPSK" w:eastAsia="TH SarabunPSK" w:hAnsi="TH SarabunPSK" w:cs="TH SarabunPSK" w:hint="cs"/>
-          <w:cs/>
-        </w:rPr>
-        <w:t xml:space="preserve"> ค</w:t>
-      </w:r>
-      <w:r>
-        <w:rPr>
-          <w:rFonts w:ascii="TH SarabunPSK" w:eastAsia="TH SarabunPSK" w:hAnsi="TH SarabunPSK" w:cs="TH SarabunPSK" w:hint="cs"/>
-          <w:cs/>
-        </w:rPr>
-        <w:t>ั</w:t>
-      </w:r>
-      <w:r>
-        <w:rPr>
-          <w:rFonts w:ascii="TH SarabunPSK" w:eastAsia="TH SarabunPSK" w:hAnsi="TH SarabunPSK" w:cs="TH SarabunPSK" w:hint="cs"/>
-          <w:cs/>
-        </w:rPr>
-        <w:t xml:space="preserve">น </w:t>
-      </w:r>
-      <w:r>
-        <w:rPr>
-          <w:rFonts w:ascii="TH SarabunPSK" w:eastAsia="TH SarabunPSK" w:hAnsi="TH SarabunPSK" w:cs="TH SarabunPSK"/>
-        </w:rPr>
-        <w:t>x</w:t>
-      </w:r>
-      <w:r>
-        <w:rPr>
-          <w:rFonts w:ascii="TH SarabunPSK" w:eastAsia="TH SarabunPSK" w:hAnsi="TH SarabunPSK" w:cs="TH SarabunPSK" w:hint="cs"/>
-          <w:cs/>
-        </w:rPr>
-        <w:t xml:space="preserve"> </w:t>
-      </w:r>
-      <w:r>
-        <w:rPr>
-          <w:rFonts w:ascii="TH SarabunPSK" w:eastAsia="TH SarabunPSK" w:hAnsi="TH SarabunPSK" w:cs="TH SarabunPSK" w:hint="cs"/>
-          <w:cs/>
-        </w:rPr>
-        <w:t>1</w:t>
-      </w:r>
-      <w:r>
-        <w:rPr>
-          <w:rFonts w:ascii="TH SarabunPSK" w:eastAsia="TH SarabunPSK" w:hAnsi="TH SarabunPSK" w:cs="TH SarabunPSK" w:hint="cs"/>
-          <w:cs/>
-        </w:rPr>
-        <w:t xml:space="preserve"> วัน</w:t>
-      </w:r>
-      <w:r>
-        <w:rPr>
-          <w:rFonts w:ascii="TH SarabunPSK" w:eastAsia="TH SarabunPSK" w:hAnsi="TH SarabunPSK" w:cs="TH SarabunPSK" w:hint="cs"/>
-          <w:cs/>
-        </w:rPr>
-        <w:t xml:space="preserve"> </w:t>
-      </w:r>
-      <w:r>
-        <w:rPr>
-          <w:rFonts w:ascii="TH SarabunPSK" w:eastAsia="TH SarabunPSK" w:hAnsi="TH SarabunPSK" w:cs="TH SarabunPSK"/>
-        </w:rPr>
-        <w:t>x</w:t>
-      </w:r>
-      <w:r>
-        <w:rPr>
-          <w:rFonts w:ascii="TH SarabunPSK" w:eastAsia="TH SarabunPSK" w:hAnsi="TH SarabunPSK" w:cs="TH SarabunPSK"/>
-        </w:rPr>
-        <w:t xml:space="preserve"> </w:t>
-      </w:r>
-      <w:r>
-        <w:rPr>
-          <w:rFonts w:ascii="TH SarabunPSK" w:eastAsia="TH SarabunPSK" w:hAnsi="TH SarabunPSK" w:cs="TH SarabunPSK" w:hint="cs"/>
-          <w:cs/>
-        </w:rPr>
-        <w:t>1</w:t>
-      </w:r>
-      <w:r>
-        <w:rPr>
-          <w:rFonts w:ascii="TH SarabunPSK" w:eastAsia="TH SarabunPSK" w:hAnsi="TH SarabunPSK" w:cs="TH SarabunPSK"/>
-        </w:rPr>
-        <w:t>,</w:t>
-      </w:r>
-      <w:r>
-        <w:rPr>
-          <w:rFonts w:ascii="TH SarabunPSK" w:eastAsia="TH SarabunPSK" w:hAnsi="TH SarabunPSK" w:cs="TH SarabunPSK" w:hint="cs"/>
-          <w:cs/>
-        </w:rPr>
-        <w:t>8</w:t>
-      </w:r>
-      <w:r>
-        <w:rPr>
-          <w:rFonts w:ascii="TH SarabunPSK" w:eastAsia="TH SarabunPSK" w:hAnsi="TH SarabunPSK" w:cs="TH SarabunPSK"/>
-        </w:rPr>
-        <w:t>00</w:t>
-      </w:r>
-      <w:r>
-        <w:rPr>
-          <w:rFonts w:ascii="TH SarabunPSK" w:eastAsia="TH SarabunPSK" w:hAnsi="TH SarabunPSK" w:cs="TH SarabunPSK"/>
-        </w:rPr>
-        <w:t xml:space="preserve"> </w:t>
-      </w:r>
-      <w:r>
-        <w:rPr>
-          <w:rFonts w:ascii="TH SarabunPSK" w:eastAsia="TH SarabunPSK" w:hAnsi="TH SarabunPSK" w:cs="TH SarabunPSK" w:hint="cs"/>
-          <w:cs/>
-        </w:rPr>
-        <w:t>บาท)</w:t>
-      </w:r>
-    </w:p>
-    <w:p>
-      <w:pPr>
-        <w:ind w:firstLine="993"/>
-        <w:jc w:val="thaiDistribute"/>
-        <w:rPr>
-          <w:rFonts w:ascii="TH SarabunPSK" w:eastAsia="TH SarabunPSK" w:hAnsi="TH SarabunPSK" w:cs="TH SarabunPSK"/>
-        </w:rPr>
-      </w:pPr>
+          <w:rFonts w:ascii="TH SarabunPSK" w:hAnsi="TH SarabunPSK" w:cs="TH SarabunPSK"/>
+        </w:rPr>
+        <w:t>{{</w:t>
+      </w:r>
+      <w:proofErr w:type="spellStart"/>
+      <w:r>
+        <w:rPr>
+          <w:rFonts w:ascii="TH SarabunPSK" w:hAnsi="TH SarabunPSK" w:cs="TH SarabunPSK"/>
+        </w:rPr>
+        <w:t>budgetItemsList</w:t>
+      </w:r>
+      <w:proofErr w:type="spellEnd"/>
+      <w:r>
+        <w:rPr>
+          <w:rFonts w:ascii="TH SarabunPSK" w:hAnsi="TH SarabunPSK" w:cs="TH SarabunPSK"/>
+        </w:rPr>
+        <w:t>}}</w:t>
+      </w:r>
       <w:r>
         <w:rPr>
           <w:rFonts w:ascii="TH SarabunPSK" w:eastAsia="TH SarabunPSK" w:hAnsi="TH SarabunPSK" w:cs="TH SarabunPSK"/>
@@ -1975,7 +1519,8 @@
         <w:ind w:firstLine="851"/>
         <w:jc w:val="thaiDistribute"/>
         <w:rPr>
-          <w:rFonts w:ascii="TH SarabunPSK" w:eastAsia="TH SarabunPSK" w:hAnsi="TH SarabunPSK" w:cs="TH SarabunPSK"/>
+          <w:rFonts w:ascii="TH SarabunPSK" w:eastAsia="TH SarabunPSK" w:hAnsi="TH SarabunPSK" w:cs="TH SarabunPSK" w:hint="cs"/>
+          <w:cs/>
         </w:rPr>
       </w:pPr>
     </w:p>
